--- a/Tips/GIT Knowhow.docx
+++ b/Tips/GIT Knowhow.docx
@@ -153,7 +153,7 @@
           <w:lang w:val="en-US"/>
         </w:rPr>
         <w:tab/>
-        <w:t>(to create local repository)</w:t>
+        <w:t>to create local repository</w:t>
       </w:r>
     </w:p>
     <w:p>
@@ -185,7 +185,7 @@
         <w:rPr>
           <w:lang w:val="en-US"/>
         </w:rPr>
-        <w:t>’ file with folders and files to never stage)</w:t>
+        <w:t>’ file with folders and files to never stage</w:t>
       </w:r>
       <w:r>
         <w:rPr>
@@ -269,7 +269,7 @@
           <w:szCs w:val="20"/>
           <w:lang w:val="en-US"/>
         </w:rPr>
-        <w:t>(staging all files while ignoring the unwanted files, e.g. repository or virtual env)</w:t>
+        <w:t>staging all files while ignoring the unwanted files, e.g. repository or virtual env</w:t>
       </w:r>
     </w:p>
     <w:p>
@@ -288,58 +288,34 @@
           <w:b/>
           <w:bCs/>
           <w:color w:val="4472C4" w:themeColor="accent1"/>
-          <w:lang w:val="en-US"/>
-        </w:rPr>
-        <w:t>git status</w:t>
-      </w:r>
-      <w:r>
-        <w:rPr>
-          <w:lang w:val="en-US"/>
+        </w:rPr>
+        <w:t xml:space="preserve">git stash </w:t>
+      </w:r>
+      <w:r>
+        <w:rPr>
+          <w:b/>
+          <w:bCs/>
+          <w:color w:val="4472C4" w:themeColor="accent1"/>
         </w:rPr>
         <w:tab/>
-        <w:t>(to track on the staged files</w:t>
-      </w:r>
-      <w:r>
-        <w:rPr>
-          <w:lang w:val="en-US"/>
-        </w:rPr>
-        <w:t xml:space="preserve">, modified files </w:t>
-      </w:r>
-      <w:r>
-        <w:rPr>
-          <w:lang w:val="en-US"/>
-        </w:rPr>
-        <w:t xml:space="preserve">and </w:t>
-      </w:r>
-      <w:r>
-        <w:rPr>
-          <w:lang w:val="en-US"/>
-        </w:rPr>
-        <w:t>active</w:t>
-      </w:r>
-      <w:r>
-        <w:rPr>
-          <w:lang w:val="en-US"/>
-        </w:rPr>
-        <w:t>/checked-out</w:t>
-      </w:r>
-      <w:r>
-        <w:rPr>
-          <w:lang w:val="en-US"/>
-        </w:rPr>
-        <w:t xml:space="preserve"> </w:t>
-      </w:r>
-      <w:r>
-        <w:rPr>
-          <w:lang w:val="en-US"/>
-        </w:rPr>
-        <w:t>branch</w:t>
-      </w:r>
-      <w:r>
-        <w:rPr>
-          <w:lang w:val="en-US"/>
-        </w:rPr>
-        <w:t>)</w:t>
+      </w:r>
+      <w:r>
+        <w:rPr>
+          <w:lang w:val="en-US"/>
+        </w:rPr>
+        <w:t xml:space="preserve">Stashes all tracked </w:t>
+      </w:r>
+      <w:r>
+        <w:rPr>
+          <w:lang w:val="en-US"/>
+        </w:rPr>
+        <w:t>changes</w:t>
+      </w:r>
+      <w:r>
+        <w:rPr>
+          <w:lang w:val="en-US"/>
+        </w:rPr>
+        <w:t>.</w:t>
       </w:r>
     </w:p>
     <w:p>
@@ -358,44 +334,51 @@
           <w:b/>
           <w:bCs/>
           <w:color w:val="4472C4" w:themeColor="accent1"/>
-          <w:lang w:val="en-US"/>
-        </w:rPr>
-        <w:t xml:space="preserve">git diff              </w:t>
-      </w:r>
-      <w:proofErr w:type="gramStart"/>
-      <w:r>
-        <w:rPr>
-          <w:b/>
-          <w:bCs/>
-          <w:color w:val="4472C4" w:themeColor="accent1"/>
-          <w:lang w:val="en-US"/>
-        </w:rPr>
-        <w:t xml:space="preserve">   </w:t>
-      </w:r>
-      <w:r>
-        <w:rPr>
-          <w:lang w:val="en-US"/>
-        </w:rPr>
-        <w:t>(</w:t>
-      </w:r>
-      <w:proofErr w:type="gramEnd"/>
-      <w:r>
-        <w:rPr>
-          <w:lang w:val="en-US"/>
-        </w:rPr>
-        <w:t>gives you a quick diff snapshot, current</w:t>
-      </w:r>
-      <w:r>
-        <w:rPr>
-          <w:lang w:val="en-US"/>
-        </w:rPr>
-        <w:t xml:space="preserve"> pre-staged</w:t>
-      </w:r>
-      <w:r>
-        <w:rPr>
-          <w:lang w:val="en-US"/>
-        </w:rPr>
-        <w:t xml:space="preserve"> vs. last commit state)</w:t>
+        </w:rPr>
+        <w:t xml:space="preserve">git stash </w:t>
+      </w:r>
+      <w:r>
+        <w:rPr>
+          <w:b/>
+          <w:bCs/>
+          <w:color w:val="4472C4" w:themeColor="accent1"/>
+        </w:rPr>
+        <w:t xml:space="preserve">-u </w:t>
+      </w:r>
+      <w:r>
+        <w:rPr>
+          <w:b/>
+          <w:bCs/>
+        </w:rPr>
+        <w:t>|</w:t>
+      </w:r>
+      <w:r>
+        <w:rPr>
+          <w:b/>
+          <w:bCs/>
+          <w:color w:val="4472C4" w:themeColor="accent1"/>
+        </w:rPr>
+        <w:t xml:space="preserve"> </w:t>
+      </w:r>
+      <w:r>
+        <w:rPr>
+          <w:b/>
+          <w:bCs/>
+          <w:color w:val="4472C4" w:themeColor="accent1"/>
+        </w:rPr>
+        <w:t>git stash --include-untracked</w:t>
+      </w:r>
+      <w:r>
+        <w:rPr>
+          <w:lang w:val="en-US"/>
+        </w:rPr>
+        <w:t xml:space="preserve"> </w:t>
+      </w:r>
+      <w:r>
+        <w:rPr>
+          <w:lang w:val="en-US"/>
+        </w:rPr>
+        <w:t>Stashes all tracked and untracked files.</w:t>
       </w:r>
     </w:p>
     <w:p>
@@ -414,56 +397,56 @@
           <w:b/>
           <w:bCs/>
           <w:color w:val="4472C4" w:themeColor="accent1"/>
-          <w:lang w:val="en-US"/>
-        </w:rPr>
-        <w:t>git diff</w:t>
-      </w:r>
-      <w:r>
-        <w:rPr>
-          <w:b/>
-          <w:bCs/>
-          <w:color w:val="4472C4" w:themeColor="accent1"/>
+        </w:rPr>
+        <w:t xml:space="preserve">git stash </w:t>
+      </w:r>
+      <w:r>
+        <w:rPr>
+          <w:b/>
+          <w:bCs/>
+          <w:color w:val="4472C4" w:themeColor="accent1"/>
+        </w:rPr>
+        <w:t>-</w:t>
+      </w:r>
+      <w:r>
+        <w:rPr>
+          <w:b/>
+          <w:bCs/>
+          <w:color w:val="4472C4" w:themeColor="accent1"/>
+        </w:rPr>
+        <w:t>S</w:t>
+      </w:r>
+      <w:r>
+        <w:rPr>
+          <w:b/>
+          <w:bCs/>
+          <w:color w:val="4472C4" w:themeColor="accent1"/>
+        </w:rPr>
+        <w:tab/>
+      </w:r>
+      <w:r>
+        <w:rPr>
           <w:lang w:val="en-US"/>
         </w:rPr>
         <w:t xml:space="preserve"> </w:t>
       </w:r>
       <w:r>
         <w:rPr>
-          <w:b/>
-          <w:bCs/>
-          <w:color w:val="4472C4" w:themeColor="accent1"/>
-          <w:lang w:val="en-US"/>
-        </w:rPr>
-        <w:t xml:space="preserve">- - </w:t>
-      </w:r>
-      <w:proofErr w:type="gramStart"/>
-      <w:r>
-        <w:rPr>
-          <w:b/>
-          <w:bCs/>
-          <w:color w:val="4472C4" w:themeColor="accent1"/>
-          <w:lang w:val="en-US"/>
-        </w:rPr>
-        <w:t xml:space="preserve">staged  </w:t>
-      </w:r>
-      <w:r>
-        <w:rPr>
-          <w:lang w:val="en-US"/>
-        </w:rPr>
-        <w:t>(</w:t>
-      </w:r>
-      <w:proofErr w:type="gramEnd"/>
-      <w:r>
-        <w:rPr>
-          <w:lang w:val="en-US"/>
-        </w:rPr>
-        <w:t xml:space="preserve">more popular, </w:t>
-      </w:r>
-      <w:r>
-        <w:rPr>
-          <w:lang w:val="en-US"/>
-        </w:rPr>
-        <w:t>gives you a quick diff snapshot, current staged vs. last commit state)</w:t>
+          <w:lang w:val="en-US"/>
+        </w:rPr>
+        <w:t xml:space="preserve">Stashes </w:t>
+      </w:r>
+      <w:r>
+        <w:rPr>
+          <w:lang w:val="en-US"/>
+        </w:rPr>
+        <w:t xml:space="preserve">only the staged </w:t>
+      </w:r>
+      <w:r>
+        <w:rPr>
+          <w:lang w:val="en-US"/>
+        </w:rPr>
+        <w:t>files.</w:t>
       </w:r>
     </w:p>
     <w:p>
@@ -482,42 +465,54 @@
           <w:b/>
           <w:bCs/>
           <w:color w:val="4472C4" w:themeColor="accent1"/>
-          <w:lang w:val="en-US"/>
-        </w:rPr>
-        <w:t>git reset</w:t>
-      </w:r>
-      <w:r>
-        <w:rPr>
-          <w:lang w:val="en-US"/>
+        </w:rPr>
+        <w:t>git stash -</w:t>
+      </w:r>
+      <w:r>
+        <w:rPr>
+          <w:b/>
+          <w:bCs/>
+          <w:color w:val="4472C4" w:themeColor="accent1"/>
+        </w:rPr>
+        <w:t>k</w:t>
+      </w:r>
+      <w:r>
+        <w:rPr>
+          <w:b/>
+          <w:bCs/>
+          <w:color w:val="4472C4" w:themeColor="accent1"/>
         </w:rPr>
         <w:tab/>
-        <w:t xml:space="preserve">(if having undesired files staged, update the </w:t>
-      </w:r>
-      <w:proofErr w:type="gramStart"/>
-      <w:r>
-        <w:rPr>
-          <w:lang w:val="en-US"/>
-        </w:rPr>
-        <w:t>‘</w:t>
-      </w:r>
-      <w:r>
-        <w:rPr>
-          <w:lang w:val="en-US"/>
-        </w:rPr>
-        <w:t>.gitignore</w:t>
-      </w:r>
-      <w:proofErr w:type="gramEnd"/>
-      <w:r>
-        <w:rPr>
-          <w:lang w:val="en-US"/>
-        </w:rPr>
-        <w:t>’</w:t>
-      </w:r>
-      <w:r>
-        <w:rPr>
-          <w:lang w:val="en-US"/>
-        </w:rPr>
-        <w:t xml:space="preserve"> and run re-staging</w:t>
+      </w:r>
+      <w:r>
+        <w:rPr>
+          <w:lang w:val="en-US"/>
+        </w:rPr>
+        <w:t xml:space="preserve"> </w:t>
+      </w:r>
+      <w:r>
+        <w:rPr>
+          <w:lang w:val="en-US"/>
+        </w:rPr>
+        <w:t xml:space="preserve">Stashes only the </w:t>
+      </w:r>
+      <w:r>
+        <w:rPr>
+          <w:lang w:val="en-US"/>
+        </w:rPr>
+        <w:t>un</w:t>
+      </w:r>
+      <w:r>
+        <w:rPr>
+          <w:lang w:val="en-US"/>
+        </w:rPr>
+        <w:t>staged files</w:t>
+      </w:r>
+      <w:r>
+        <w:rPr>
+          <w:lang w:val="en-US"/>
+        </w:rPr>
+        <w:t>, leaving the staged</w:t>
       </w:r>
     </w:p>
     <w:p>
@@ -528,19 +523,22 @@
           <w:numId w:val="1"/>
         </w:numPr>
         <w:rPr>
-          <w:b/>
-          <w:bCs/>
-          <w:lang w:val="en-US"/>
-        </w:rPr>
-      </w:pPr>
-      <w:r>
-        <w:rPr>
-          <w:b/>
-          <w:bCs/>
-          <w:color w:val="4472C4" w:themeColor="accent1"/>
-          <w:lang w:val="en-US"/>
-        </w:rPr>
-        <w:t>git commit -m “first commit”</w:t>
+          <w:lang w:val="en-US"/>
+        </w:rPr>
+      </w:pPr>
+      <w:r>
+        <w:rPr>
+          <w:b/>
+          <w:bCs/>
+          <w:color w:val="4472C4" w:themeColor="accent1"/>
+        </w:rPr>
+        <w:t xml:space="preserve">git reset --hard </w:t>
+      </w:r>
+      <w:r>
+        <w:rPr>
+          <w:lang w:val="en-US"/>
+        </w:rPr>
+        <w:t xml:space="preserve"> discarding local changes - such as stashed</w:t>
       </w:r>
     </w:p>
     <w:p>
@@ -559,46 +557,32 @@
           <w:b/>
           <w:bCs/>
           <w:color w:val="4472C4" w:themeColor="accent1"/>
-          <w:lang w:val="en-US"/>
-        </w:rPr>
-        <w:t>git branch -M main</w:t>
-      </w:r>
-      <w:r>
-        <w:rPr>
-          <w:lang w:val="en-US"/>
-        </w:rPr>
-        <w:tab/>
-        <w:t>(</w:t>
-      </w:r>
-      <w:r>
-        <w:rPr>
-          <w:lang w:val="en-US"/>
-        </w:rPr>
-        <w:t>renames</w:t>
-      </w:r>
-      <w:r>
-        <w:rPr>
-          <w:lang w:val="en-US"/>
-        </w:rPr>
-        <w:t>/Modify</w:t>
-      </w:r>
-      <w:r>
-        <w:rPr>
-          <w:lang w:val="en-US"/>
-        </w:rPr>
-        <w:t xml:space="preserve"> the current active </w:t>
-      </w:r>
-      <w:r>
-        <w:rPr>
-          <w:lang w:val="en-US"/>
-        </w:rPr>
-        <w:t>to main</w:t>
-      </w:r>
-      <w:r>
-        <w:rPr>
-          <w:lang w:val="en-US"/>
-        </w:rPr>
-        <w:t>)</w:t>
+        </w:rPr>
+        <w:t>git clean -</w:t>
+      </w:r>
+      <w:proofErr w:type="spellStart"/>
+      <w:r>
+        <w:rPr>
+          <w:b/>
+          <w:bCs/>
+          <w:color w:val="4472C4" w:themeColor="accent1"/>
+        </w:rPr>
+        <w:t>fd</w:t>
+      </w:r>
+      <w:proofErr w:type="spellEnd"/>
+      <w:r>
+        <w:rPr>
+          <w:b/>
+          <w:bCs/>
+          <w:color w:val="4472C4" w:themeColor="accent1"/>
+        </w:rPr>
+        <w:t xml:space="preserve"> </w:t>
+      </w:r>
+      <w:r>
+        <w:rPr>
+          <w:lang w:val="en-US"/>
+        </w:rPr>
+        <w:t>rarely for cases you also want to clean the untracked/ new files.  Irreversible!</w:t>
       </w:r>
     </w:p>
     <w:p>
@@ -619,20 +603,50 @@
           <w:color w:val="4472C4" w:themeColor="accent1"/>
           <w:lang w:val="en-US"/>
         </w:rPr>
-        <w:t>git branch</w:t>
+        <w:t>git status</w:t>
       </w:r>
       <w:r>
         <w:rPr>
           <w:lang w:val="en-US"/>
         </w:rPr>
         <w:tab/>
-      </w:r>
-      <w:r>
-        <w:rPr>
-          <w:lang w:val="en-US"/>
-        </w:rPr>
-        <w:tab/>
-        <w:t>(to see current active branch)</w:t>
+        <w:t>to track on the staged files</w:t>
+      </w:r>
+      <w:r>
+        <w:rPr>
+          <w:lang w:val="en-US"/>
+        </w:rPr>
+        <w:t xml:space="preserve">, modified files </w:t>
+      </w:r>
+      <w:r>
+        <w:rPr>
+          <w:lang w:val="en-US"/>
+        </w:rPr>
+        <w:t xml:space="preserve">and </w:t>
+      </w:r>
+      <w:r>
+        <w:rPr>
+          <w:lang w:val="en-US"/>
+        </w:rPr>
+        <w:t>active</w:t>
+      </w:r>
+      <w:r>
+        <w:rPr>
+          <w:lang w:val="en-US"/>
+        </w:rPr>
+        <w:t>/checked-out</w:t>
+      </w:r>
+      <w:r>
+        <w:rPr>
+          <w:lang w:val="en-US"/>
+        </w:rPr>
+        <w:t xml:space="preserve"> </w:t>
+      </w:r>
+      <w:r>
+        <w:rPr>
+          <w:lang w:val="en-US"/>
+        </w:rPr>
+        <w:t>branch</w:t>
       </w:r>
     </w:p>
     <w:p>
@@ -653,6 +667,267 @@
           <w:color w:val="4472C4" w:themeColor="accent1"/>
           <w:lang w:val="en-US"/>
         </w:rPr>
+        <w:t xml:space="preserve">git diff                 </w:t>
+      </w:r>
+      <w:r>
+        <w:rPr>
+          <w:lang w:val="en-US"/>
+        </w:rPr>
+        <w:t>gives you a quick diff snapshot, current</w:t>
+      </w:r>
+      <w:r>
+        <w:rPr>
+          <w:lang w:val="en-US"/>
+        </w:rPr>
+        <w:t xml:space="preserve"> pre-staged</w:t>
+      </w:r>
+      <w:r>
+        <w:rPr>
+          <w:lang w:val="en-US"/>
+        </w:rPr>
+        <w:t xml:space="preserve"> vs. last commit state</w:t>
+      </w:r>
+    </w:p>
+    <w:p>
+      <w:pPr>
+        <w:pStyle w:val="ListParagraph"/>
+        <w:numPr>
+          <w:ilvl w:val="0"/>
+          <w:numId w:val="1"/>
+        </w:numPr>
+        <w:rPr>
+          <w:lang w:val="en-US"/>
+        </w:rPr>
+      </w:pPr>
+      <w:r>
+        <w:rPr>
+          <w:b/>
+          <w:bCs/>
+          <w:color w:val="4472C4" w:themeColor="accent1"/>
+          <w:lang w:val="en-US"/>
+        </w:rPr>
+        <w:t>git diff</w:t>
+      </w:r>
+      <w:r>
+        <w:rPr>
+          <w:b/>
+          <w:bCs/>
+          <w:color w:val="4472C4" w:themeColor="accent1"/>
+          <w:lang w:val="en-US"/>
+        </w:rPr>
+        <w:t xml:space="preserve"> </w:t>
+      </w:r>
+      <w:r>
+        <w:rPr>
+          <w:b/>
+          <w:bCs/>
+          <w:color w:val="4472C4" w:themeColor="accent1"/>
+          <w:lang w:val="en-US"/>
+        </w:rPr>
+        <w:t xml:space="preserve">- - </w:t>
+      </w:r>
+      <w:r>
+        <w:rPr>
+          <w:b/>
+          <w:bCs/>
+          <w:color w:val="4472C4" w:themeColor="accent1"/>
+          <w:lang w:val="en-US"/>
+        </w:rPr>
+        <w:t xml:space="preserve">staged  </w:t>
+      </w:r>
+      <w:r>
+        <w:rPr>
+          <w:lang w:val="en-US"/>
+        </w:rPr>
+        <w:t xml:space="preserve">more popular, </w:t>
+      </w:r>
+      <w:r>
+        <w:rPr>
+          <w:lang w:val="en-US"/>
+        </w:rPr>
+        <w:t>gives you a quick diff snapshot, current staged vs. last commit state</w:t>
+      </w:r>
+    </w:p>
+    <w:p>
+      <w:pPr>
+        <w:pStyle w:val="ListParagraph"/>
+        <w:numPr>
+          <w:ilvl w:val="0"/>
+          <w:numId w:val="1"/>
+        </w:numPr>
+        <w:rPr>
+          <w:lang w:val="en-US"/>
+        </w:rPr>
+      </w:pPr>
+      <w:r>
+        <w:rPr>
+          <w:b/>
+          <w:bCs/>
+          <w:color w:val="4472C4" w:themeColor="accent1"/>
+          <w:lang w:val="en-US"/>
+        </w:rPr>
+        <w:t>git reset</w:t>
+      </w:r>
+      <w:r>
+        <w:rPr>
+          <w:lang w:val="en-US"/>
+        </w:rPr>
+        <w:tab/>
+        <w:t xml:space="preserve">if having undesired files staged, update the </w:t>
+      </w:r>
+      <w:proofErr w:type="gramStart"/>
+      <w:r>
+        <w:rPr>
+          <w:lang w:val="en-US"/>
+        </w:rPr>
+        <w:t>‘</w:t>
+      </w:r>
+      <w:r>
+        <w:rPr>
+          <w:lang w:val="en-US"/>
+        </w:rPr>
+        <w:t>.gitignore</w:t>
+      </w:r>
+      <w:proofErr w:type="gramEnd"/>
+      <w:r>
+        <w:rPr>
+          <w:lang w:val="en-US"/>
+        </w:rPr>
+        <w:t>’</w:t>
+      </w:r>
+      <w:r>
+        <w:rPr>
+          <w:lang w:val="en-US"/>
+        </w:rPr>
+        <w:t xml:space="preserve"> and run re-staging</w:t>
+      </w:r>
+    </w:p>
+    <w:p>
+      <w:pPr>
+        <w:pStyle w:val="ListParagraph"/>
+        <w:numPr>
+          <w:ilvl w:val="0"/>
+          <w:numId w:val="1"/>
+        </w:numPr>
+        <w:rPr>
+          <w:b/>
+          <w:bCs/>
+          <w:lang w:val="en-US"/>
+        </w:rPr>
+      </w:pPr>
+      <w:r>
+        <w:rPr>
+          <w:b/>
+          <w:bCs/>
+          <w:color w:val="4472C4" w:themeColor="accent1"/>
+          <w:lang w:val="en-US"/>
+        </w:rPr>
+        <w:t>git commit -m “first commit”</w:t>
+      </w:r>
+    </w:p>
+    <w:p>
+      <w:pPr>
+        <w:pStyle w:val="ListParagraph"/>
+        <w:numPr>
+          <w:ilvl w:val="0"/>
+          <w:numId w:val="1"/>
+        </w:numPr>
+        <w:rPr>
+          <w:lang w:val="en-US"/>
+        </w:rPr>
+      </w:pPr>
+      <w:r>
+        <w:rPr>
+          <w:b/>
+          <w:bCs/>
+          <w:color w:val="4472C4" w:themeColor="accent1"/>
+          <w:lang w:val="en-US"/>
+        </w:rPr>
+        <w:t>git branch -M main</w:t>
+      </w:r>
+      <w:r>
+        <w:rPr>
+          <w:lang w:val="en-US"/>
+        </w:rPr>
+        <w:tab/>
+      </w:r>
+      <w:r>
+        <w:rPr>
+          <w:lang w:val="en-US"/>
+        </w:rPr>
+        <w:t>renames</w:t>
+      </w:r>
+      <w:r>
+        <w:rPr>
+          <w:lang w:val="en-US"/>
+        </w:rPr>
+        <w:t>/Modify</w:t>
+      </w:r>
+      <w:r>
+        <w:rPr>
+          <w:lang w:val="en-US"/>
+        </w:rPr>
+        <w:t xml:space="preserve"> the current active </w:t>
+      </w:r>
+      <w:r>
+        <w:rPr>
+          <w:lang w:val="en-US"/>
+        </w:rPr>
+        <w:t>to main</w:t>
+      </w:r>
+    </w:p>
+    <w:p>
+      <w:pPr>
+        <w:pStyle w:val="ListParagraph"/>
+        <w:numPr>
+          <w:ilvl w:val="0"/>
+          <w:numId w:val="1"/>
+        </w:numPr>
+        <w:rPr>
+          <w:lang w:val="en-US"/>
+        </w:rPr>
+      </w:pPr>
+      <w:r>
+        <w:rPr>
+          <w:b/>
+          <w:bCs/>
+          <w:color w:val="4472C4" w:themeColor="accent1"/>
+          <w:lang w:val="en-US"/>
+        </w:rPr>
+        <w:t>git branch</w:t>
+      </w:r>
+      <w:r>
+        <w:rPr>
+          <w:lang w:val="en-US"/>
+        </w:rPr>
+        <w:tab/>
+      </w:r>
+      <w:r>
+        <w:rPr>
+          <w:lang w:val="en-US"/>
+        </w:rPr>
+        <w:tab/>
+        <w:t>to see current active branch</w:t>
+      </w:r>
+    </w:p>
+    <w:p>
+      <w:pPr>
+        <w:pStyle w:val="ListParagraph"/>
+        <w:numPr>
+          <w:ilvl w:val="0"/>
+          <w:numId w:val="1"/>
+        </w:numPr>
+        <w:rPr>
+          <w:lang w:val="en-US"/>
+        </w:rPr>
+      </w:pPr>
+      <w:r>
+        <w:rPr>
+          <w:b/>
+          <w:bCs/>
+          <w:color w:val="4472C4" w:themeColor="accent1"/>
+          <w:lang w:val="en-US"/>
+        </w:rPr>
         <w:t>git log</w:t>
       </w:r>
       <w:r>
@@ -672,7 +947,7 @@
           <w:lang w:val="en-US"/>
         </w:rPr>
         <w:tab/>
-        <w:t xml:space="preserve">(track </w:t>
+        <w:t xml:space="preserve">track </w:t>
       </w:r>
       <w:r>
         <w:rPr>
@@ -684,7 +959,7 @@
         <w:rPr>
           <w:lang w:val="en-US"/>
         </w:rPr>
-        <w:t xml:space="preserve"> commits)</w:t>
+        <w:t xml:space="preserve"> commits</w:t>
       </w:r>
       <w:r>
         <w:rPr>
@@ -734,7 +1009,20 @@
           <w:lang w:val="en-US"/>
         </w:rPr>
         <w:tab/>
-        <w:t>(track the historical commits on a specific file)</w:t>
+      </w:r>
+      <w:proofErr w:type="gramStart"/>
+      <w:r>
+        <w:rPr>
+          <w:lang w:val="en-US"/>
+        </w:rPr>
+        <w:t>track</w:t>
+      </w:r>
+      <w:proofErr w:type="gramEnd"/>
+      <w:r>
+        <w:rPr>
+          <w:lang w:val="en-US"/>
+        </w:rPr>
+        <w:t xml:space="preserve"> the historical commits on a specific file</w:t>
       </w:r>
     </w:p>
     <w:p>
@@ -782,25 +1070,13 @@
           <w:lang w:val="en-US"/>
         </w:rPr>
         <w:tab/>
-        <w:t>(track the historical commits on a specific file</w:t>
-      </w:r>
-      <w:r>
-        <w:rPr>
-          <w:lang w:val="en-US"/>
-        </w:rPr>
-        <w:t xml:space="preserve"> with git diff per commit – per entire file. Note that it is case-sensitive for file/folders names</w:t>
-      </w:r>
-      <w:r>
-        <w:rPr>
-          <w:lang w:val="en-US"/>
-        </w:rPr>
-        <w:t>)</w:t>
-      </w:r>
-      <w:r>
-        <w:rPr>
-          <w:lang w:val="en-US"/>
-        </w:rPr>
-        <w:t>.</w:t>
+        <w:t>track the historical commits on a specific file</w:t>
+      </w:r>
+      <w:r>
+        <w:rPr>
+          <w:lang w:val="en-US"/>
+        </w:rPr>
+        <w:t xml:space="preserve"> with git diff per commit – per entire file. Note that it is case-sensitive for file/folders names.</w:t>
       </w:r>
     </w:p>
     <w:p>
@@ -864,25 +1140,13 @@
           <w:lang w:val="en-US"/>
         </w:rPr>
         <w:tab/>
-        <w:t xml:space="preserve">(track the historical commits on a specific file with git diff per commit – per </w:t>
-      </w:r>
-      <w:r>
-        <w:rPr>
-          <w:lang w:val="en-US"/>
-        </w:rPr>
-        <w:t>selective file slice using lines numbering</w:t>
-      </w:r>
-      <w:r>
-        <w:rPr>
-          <w:lang w:val="en-US"/>
-        </w:rPr>
-        <w:t>)</w:t>
-      </w:r>
-      <w:r>
-        <w:rPr>
-          <w:lang w:val="en-US"/>
-        </w:rPr>
-        <w:t>.</w:t>
+        <w:t xml:space="preserve">track the historical commits on a specific file with git diff per commit – per </w:t>
+      </w:r>
+      <w:r>
+        <w:rPr>
+          <w:lang w:val="en-US"/>
+        </w:rPr>
+        <w:t>selective file slice using lines numbering.</w:t>
       </w:r>
     </w:p>
     <w:p>
@@ -954,7 +1218,7 @@
         <w:rPr>
           <w:lang w:val="en-US"/>
         </w:rPr>
-        <w:t>(track</w:t>
+        <w:t>track</w:t>
       </w:r>
       <w:r>
         <w:rPr>
@@ -990,7 +1254,7 @@
         <w:rPr>
           <w:lang w:val="en-US"/>
         </w:rPr>
-        <w:t>).</w:t>
+        <w:t>.</w:t>
       </w:r>
     </w:p>
     <w:p>
@@ -1017,7 +1281,37 @@
         <w:rPr>
           <w:lang w:val="en-US"/>
         </w:rPr>
-        <w:t xml:space="preserve"> (return only the lines where the exact phrase, and not as subset, is found)</w:t>
+        <w:t xml:space="preserve"> </w:t>
+      </w:r>
+      <w:r>
+        <w:rPr>
+          <w:lang w:val="en-US"/>
+        </w:rPr>
+        <w:t xml:space="preserve"> </w:t>
+      </w:r>
+      <w:r>
+        <w:rPr>
+          <w:lang w:val="en-US"/>
+        </w:rPr>
+        <w:t xml:space="preserve"> </w:t>
+      </w:r>
+      <w:r>
+        <w:rPr>
+          <w:lang w:val="en-US"/>
+        </w:rPr>
+        <w:t>return</w:t>
+      </w:r>
+      <w:r>
+        <w:rPr>
+          <w:lang w:val="en-US"/>
+        </w:rPr>
+        <w:t>s</w:t>
+      </w:r>
+      <w:r>
+        <w:rPr>
+          <w:lang w:val="en-US"/>
+        </w:rPr>
+        <w:t xml:space="preserve"> only the lines where the exact phrase, and not as subset, is found</w:t>
       </w:r>
       <w:r>
         <w:rPr>
@@ -1063,7 +1357,7 @@
           <w:lang w:val="en-US"/>
         </w:rPr>
         <w:br/>
-        <w:t xml:space="preserve">(get link from </w:t>
+        <w:t xml:space="preserve">get link from </w:t>
       </w:r>
       <w:r>
         <w:rPr>
@@ -1075,7 +1369,7 @@
         <w:rPr>
           <w:lang w:val="en-US"/>
         </w:rPr>
-        <w:t xml:space="preserve"> for the first commit only or for connecting new computer…)</w:t>
+        <w:t xml:space="preserve"> for the first commit only or for connecting new computer…</w:t>
       </w:r>
     </w:p>
     <w:p>
@@ -1104,7 +1398,6 @@
         </w:rPr>
         <w:t xml:space="preserve"> </w:t>
       </w:r>
-      <w:proofErr w:type="gramStart"/>
       <w:r>
         <w:rPr>
           <w:lang w:val="en-US"/>
@@ -1115,14 +1408,7 @@
         <w:rPr>
           <w:lang w:val="en-US"/>
         </w:rPr>
-        <w:t xml:space="preserve">  (</w:t>
-      </w:r>
-      <w:proofErr w:type="gramEnd"/>
-      <w:r>
-        <w:rPr>
-          <w:lang w:val="en-US"/>
-        </w:rPr>
-        <w:t>also for first commit)</w:t>
+        <w:t xml:space="preserve">  also for first commit</w:t>
       </w:r>
     </w:p>
     <w:p>
@@ -1169,25 +1455,13 @@
         <w:rPr>
           <w:lang w:val="en-US"/>
         </w:rPr>
-        <w:t>(and if we wanted to update a certain branch out of many</w:t>
-      </w:r>
-      <w:r>
-        <w:rPr>
-          <w:lang w:val="en-US"/>
-        </w:rPr>
-        <w:t xml:space="preserve"> to be in focus in our local repo</w:t>
-      </w:r>
-      <w:r>
-        <w:rPr>
-          <w:lang w:val="en-US"/>
-        </w:rPr>
-        <w:t>)</w:t>
-      </w:r>
-      <w:r>
-        <w:rPr>
-          <w:lang w:val="en-US"/>
-        </w:rPr>
-        <w:t>.</w:t>
+        <w:t>and if we wanted to update a certain branch out of many</w:t>
+      </w:r>
+      <w:r>
+        <w:rPr>
+          <w:lang w:val="en-US"/>
+        </w:rPr>
+        <w:t xml:space="preserve"> to be in focus in our local repo.</w:t>
       </w:r>
     </w:p>
     <w:p>
@@ -1216,6 +1490,7 @@
           <w:iCs/>
           <w:lang w:val="en-US"/>
         </w:rPr>
+        <w:lastRenderedPageBreak/>
         <w:t xml:space="preserve">Note </w:t>
       </w:r>
       <w:r>
@@ -1460,14 +1735,7 @@
           <w:lang w:val="en-US"/>
         </w:rPr>
         <w:br/>
-        <w:t xml:space="preserve">                                                    </w:t>
-      </w:r>
-      <w:proofErr w:type="gramStart"/>
-      <w:r>
-        <w:rPr>
-          <w:lang w:val="en-US"/>
-        </w:rPr>
-        <w:t xml:space="preserve">   </w:t>
+        <w:t xml:space="preserve">                                                       </w:t>
       </w:r>
       <w:r>
         <w:rPr>
@@ -1475,16 +1743,15 @@
           <w:iCs/>
           <w:lang w:val="en-US"/>
         </w:rPr>
-        <w:t>(</w:t>
-      </w:r>
-      <w:proofErr w:type="gramEnd"/>
+        <w:t xml:space="preserve">also </w:t>
+      </w:r>
       <w:r>
         <w:rPr>
           <w:i/>
           <w:iCs/>
           <w:lang w:val="en-US"/>
         </w:rPr>
-        <w:t xml:space="preserve">also </w:t>
+        <w:t>depicting visually the tree branches</w:t>
       </w:r>
       <w:r>
         <w:rPr>
@@ -1492,7 +1759,7 @@
           <w:iCs/>
           <w:lang w:val="en-US"/>
         </w:rPr>
-        <w:t>depicting visually the tree branches</w:t>
+        <w:t xml:space="preserve"> – can be in Alias</w:t>
       </w:r>
       <w:r>
         <w:rPr>
@@ -1500,7 +1767,7 @@
           <w:iCs/>
           <w:lang w:val="en-US"/>
         </w:rPr>
-        <w:t xml:space="preserve"> – can be in Alias</w:t>
+        <w:t>.</w:t>
       </w:r>
       <w:r>
         <w:rPr>
@@ -1508,40 +1775,24 @@
           <w:iCs/>
           <w:lang w:val="en-US"/>
         </w:rPr>
-        <w:t>.</w:t>
-      </w:r>
+        <w:br/>
+        <w:t xml:space="preserve">mine: &gt;&gt; git </w:t>
+      </w:r>
+      <w:proofErr w:type="spellStart"/>
       <w:r>
         <w:rPr>
           <w:i/>
           <w:iCs/>
           <w:lang w:val="en-US"/>
         </w:rPr>
+        <w:t>loog</w:t>
+      </w:r>
+      <w:proofErr w:type="spellEnd"/>
+      <w:r>
+        <w:rPr>
+          <w:lang w:val="en-US"/>
+        </w:rPr>
         <w:br/>
-        <w:t xml:space="preserve">mine: &gt;&gt; git </w:t>
-      </w:r>
-      <w:proofErr w:type="spellStart"/>
-      <w:r>
-        <w:rPr>
-          <w:i/>
-          <w:iCs/>
-          <w:lang w:val="en-US"/>
-        </w:rPr>
-        <w:t>loog</w:t>
-      </w:r>
-      <w:proofErr w:type="spellEnd"/>
-      <w:r>
-        <w:rPr>
-          <w:i/>
-          <w:iCs/>
-          <w:lang w:val="en-US"/>
-        </w:rPr>
-        <w:t>)</w:t>
-      </w:r>
-      <w:r>
-        <w:rPr>
-          <w:lang w:val="en-US"/>
-        </w:rPr>
-        <w:br/>
       </w:r>
       <w:r>
         <w:rPr>
@@ -1581,12 +1832,6 @@
       </w:r>
       <w:r>
         <w:rPr>
-          <w:lang w:val="en-US"/>
-        </w:rPr>
-        <w:t>(</w:t>
-      </w:r>
-      <w:r>
-        <w:rPr>
           <w:color w:val="4472C4" w:themeColor="accent1"/>
           <w:lang w:val="en-US"/>
         </w:rPr>
@@ -1622,7 +1867,7 @@
         <w:rPr>
           <w:lang w:val="en-US"/>
         </w:rPr>
-        <w:t>) updating the README file</w:t>
+        <w:t xml:space="preserve"> updating the README file</w:t>
       </w:r>
     </w:p>
     <w:p>
@@ -1740,14 +1985,14 @@
         <w:rPr>
           <w:lang w:val="en-US"/>
         </w:rPr>
-        <w:t xml:space="preserve">  (</w:t>
+        <w:t xml:space="preserve">  another</w:t>
       </w:r>
       <w:proofErr w:type="gramEnd"/>
       <w:r>
         <w:rPr>
           <w:lang w:val="en-US"/>
         </w:rPr>
-        <w:t>another way to see all with head [</w:t>
+        <w:t xml:space="preserve"> way to see all with head [</w:t>
       </w:r>
       <w:proofErr w:type="spellStart"/>
       <w:r>
@@ -1761,7 +2006,7 @@
         <w:rPr>
           <w:lang w:val="en-US"/>
         </w:rPr>
-        <w:t>] for timeline tracking – not replacing the above)</w:t>
+        <w:t>] for timeline tracking – not replacing the above</w:t>
       </w:r>
     </w:p>
     <w:p>
@@ -1918,7 +2163,7 @@
         <w:rPr>
           <w:lang w:val="en-US"/>
         </w:rPr>
-        <w:t>(adding 2 more branches)</w:t>
+        <w:t>adding 2 more branches</w:t>
       </w:r>
     </w:p>
     <w:p>
@@ -1963,7 +2208,7 @@
         <w:rPr>
           <w:lang w:val="en-US"/>
         </w:rPr>
-        <w:t>(to see all branches)</w:t>
+        <w:t>to see all branches</w:t>
       </w:r>
     </w:p>
     <w:p>
@@ -2010,7 +2255,7 @@
         <w:rPr>
           <w:lang w:val="en-US"/>
         </w:rPr>
-        <w:t>(HEAD pointer is now moved to the new branch)</w:t>
+        <w:t>HEAD pointer is now moved to the new branch</w:t>
       </w:r>
     </w:p>
     <w:p>
@@ -2057,7 +2302,7 @@
         <w:rPr>
           <w:lang w:val="en-US"/>
         </w:rPr>
-        <w:t>(for both creating and checking out into the new branch)</w:t>
+        <w:t>for both creating and checking out into the new branch</w:t>
       </w:r>
     </w:p>
     <w:p>
@@ -2134,14 +2379,14 @@
         <w:rPr>
           <w:lang w:val="en-US"/>
         </w:rPr>
-        <w:t>(</w:t>
+        <w:t>checkout</w:t>
       </w:r>
       <w:proofErr w:type="gramEnd"/>
       <w:r>
         <w:rPr>
           <w:lang w:val="en-US"/>
         </w:rPr>
-        <w:t>checkout back in time 4 commits – from where we are now</w:t>
+        <w:t xml:space="preserve"> back in time 4 commits – from where we are now</w:t>
       </w:r>
       <w:r>
         <w:rPr>
@@ -2154,12 +2399,6 @@
           <w:lang w:val="en-US"/>
         </w:rPr>
         <w:t xml:space="preserve"> – also enables to delete only partially</w:t>
-      </w:r>
-      <w:r>
-        <w:rPr>
-          <w:lang w:val="en-US"/>
-        </w:rPr>
-        <w:t>)</w:t>
       </w:r>
       <w:r>
         <w:rPr>
@@ -2231,14 +2470,14 @@
         <w:rPr>
           <w:lang w:val="en-US"/>
         </w:rPr>
-        <w:t>(</w:t>
+        <w:t>to</w:t>
       </w:r>
       <w:proofErr w:type="gramEnd"/>
       <w:r>
         <w:rPr>
           <w:lang w:val="en-US"/>
         </w:rPr>
-        <w:t xml:space="preserve">to undo the above rebase </w:t>
+        <w:t xml:space="preserve"> undo the above rebase </w:t>
       </w:r>
       <w:proofErr w:type="spellStart"/>
       <w:r>
@@ -2343,12 +2582,6 @@
           </mc:Fallback>
         </mc:AlternateContent>
       </w:r>
-      <w:r>
-        <w:rPr>
-          <w:lang w:val="en-US"/>
-        </w:rPr>
-        <w:t>)</w:t>
-      </w:r>
     </w:p>
     <w:p>
       <w:pPr>
@@ -2400,7 +2633,7 @@
         <w:rPr>
           <w:lang w:val="en-US"/>
         </w:rPr>
-        <w:t xml:space="preserve">(to both </w:t>
+        <w:t xml:space="preserve">to both </w:t>
       </w:r>
       <w:r>
         <w:rPr>
@@ -2448,7 +2681,7 @@
         <w:rPr>
           <w:lang w:val="en-US"/>
         </w:rPr>
-        <w:t xml:space="preserve"> any modified file)</w:t>
+        <w:t xml:space="preserve"> any modified file</w:t>
       </w:r>
     </w:p>
     <w:p>
@@ -2475,7 +2708,7 @@
         <w:rPr>
           <w:lang w:val="en-US"/>
         </w:rPr>
-        <w:t>(append to existing commit before it is pushed)</w:t>
+        <w:t>append to existing commit before it is pushed</w:t>
       </w:r>
     </w:p>
     <w:p>
@@ -2502,7 +2735,7 @@
         <w:rPr>
           <w:lang w:val="en-US"/>
         </w:rPr>
-        <w:t>(append to existing commit</w:t>
+        <w:t>append to existing commit</w:t>
       </w:r>
       <w:r>
         <w:rPr>
@@ -2521,12 +2754,6 @@
           <w:lang w:val="en-US"/>
         </w:rPr>
         <w:t>prior to push, without changing the commit log message</w:t>
-      </w:r>
-      <w:r>
-        <w:rPr>
-          <w:lang w:val="en-US"/>
-        </w:rPr>
-        <w:t>)</w:t>
       </w:r>
     </w:p>
     <w:p>
@@ -2583,14 +2810,14 @@
         <w:rPr>
           <w:lang w:val="en-US"/>
         </w:rPr>
-        <w:t>(</w:t>
+        <w:t>before</w:t>
       </w:r>
       <w:proofErr w:type="gramEnd"/>
       <w:r>
         <w:rPr>
           <w:lang w:val="en-US"/>
         </w:rPr>
-        <w:t>before commit, you can undo your changes and restore the last commit revision of that file – note that CTR+Z can revert back your local non-committed changes)</w:t>
+        <w:t xml:space="preserve"> commit, you can undo your changes and restore the last commit revision of that file – note that CTR+Z can revert back your local non-committed changes</w:t>
       </w:r>
     </w:p>
     <w:p>
@@ -2647,14 +2874,14 @@
         <w:rPr>
           <w:lang w:val="en-US"/>
         </w:rPr>
-        <w:t>(</w:t>
+        <w:t>you</w:t>
       </w:r>
       <w:proofErr w:type="gramEnd"/>
       <w:r>
         <w:rPr>
           <w:lang w:val="en-US"/>
         </w:rPr>
-        <w:t>you can scan your changes top to bottom one by one and either approve or reject each of the recent local saved changes)</w:t>
+        <w:t xml:space="preserve"> can scan your changes top to bottom one by one and either approve or reject each of the recent local saved changes</w:t>
       </w:r>
       <w:r>
         <w:rPr>
@@ -2817,7 +3044,7 @@
         <w:rPr>
           <w:lang w:val="en-US"/>
         </w:rPr>
-        <w:t>(move pointer/header back to master)</w:t>
+        <w:t>move pointer/header back to master</w:t>
       </w:r>
     </w:p>
     <w:p>
@@ -2884,22 +3111,8 @@
         <w:rPr>
           <w:lang w:val="en-US"/>
         </w:rPr>
-        <w:t xml:space="preserve"> </w:t>
-      </w:r>
-      <w:proofErr w:type="gramStart"/>
-      <w:r>
-        <w:rPr>
-          <w:lang w:val="en-US"/>
-        </w:rPr>
-        <w:t xml:space="preserve">   </w:t>
-      </w:r>
-      <w:r>
-        <w:rPr>
-          <w:lang w:val="en-US"/>
-        </w:rPr>
-        <w:t>(</w:t>
-      </w:r>
-      <w:proofErr w:type="gramEnd"/>
+        <w:t xml:space="preserve">    </w:t>
+      </w:r>
       <w:r>
         <w:rPr>
           <w:lang w:val="en-US"/>
@@ -2910,7 +3123,7 @@
         <w:rPr>
           <w:lang w:val="en-US"/>
         </w:rPr>
-        <w:t>will change when merge side to master)</w:t>
+        <w:t>will change when merge side to master</w:t>
       </w:r>
     </w:p>
     <w:p>
@@ -2960,7 +3173,7 @@
         <w:rPr>
           <w:lang w:val="en-US"/>
         </w:rPr>
-        <w:t xml:space="preserve">(from the master we merge the </w:t>
+        <w:t xml:space="preserve">from the master we merge the </w:t>
       </w:r>
       <w:proofErr w:type="spellStart"/>
       <w:r>
@@ -3005,12 +3218,6 @@
           <w:lang w:val="en-US"/>
         </w:rPr>
         <w:t>aving direct path</w:t>
-      </w:r>
-      <w:r>
-        <w:rPr>
-          <w:lang w:val="en-US"/>
-        </w:rPr>
-        <w:t>)</w:t>
       </w:r>
     </w:p>
     <w:p>
@@ -3055,45 +3262,31 @@
         <w:rPr>
           <w:lang w:val="en-US"/>
         </w:rPr>
+        <w:t xml:space="preserve">    shows </w:t>
+      </w:r>
+      <w:r>
+        <w:rPr>
+          <w:lang w:val="en-US"/>
+        </w:rPr>
+        <w:t xml:space="preserve">which </w:t>
+      </w:r>
+      <w:r>
+        <w:rPr>
+          <w:lang w:val="en-US"/>
+        </w:rPr>
+        <w:t>branches</w:t>
+      </w:r>
+      <w:r>
+        <w:rPr>
+          <w:lang w:val="en-US"/>
+        </w:rPr>
         <w:t xml:space="preserve"> </w:t>
       </w:r>
-      <w:proofErr w:type="gramStart"/>
-      <w:r>
-        <w:rPr>
-          <w:lang w:val="en-US"/>
-        </w:rPr>
-        <w:t xml:space="preserve">   (</w:t>
-      </w:r>
-      <w:proofErr w:type="gramEnd"/>
-      <w:r>
-        <w:rPr>
-          <w:lang w:val="en-US"/>
-        </w:rPr>
-        <w:t xml:space="preserve">shows </w:t>
-      </w:r>
-      <w:r>
-        <w:rPr>
-          <w:lang w:val="en-US"/>
-        </w:rPr>
-        <w:t xml:space="preserve">which </w:t>
-      </w:r>
-      <w:r>
-        <w:rPr>
-          <w:lang w:val="en-US"/>
-        </w:rPr>
-        <w:t>branches</w:t>
-      </w:r>
-      <w:r>
-        <w:rPr>
-          <w:lang w:val="en-US"/>
-        </w:rPr>
-        <w:t xml:space="preserve"> </w:t>
-      </w:r>
-      <w:r>
-        <w:rPr>
-          <w:lang w:val="en-US"/>
-        </w:rPr>
-        <w:t>merged to the branch we’re on)</w:t>
+      <w:r>
+        <w:rPr>
+          <w:lang w:val="en-US"/>
+        </w:rPr>
+        <w:t>merged to the branch we’re on</w:t>
       </w:r>
     </w:p>
     <w:p>
@@ -3114,6 +3307,7 @@
           <w:color w:val="4472C4" w:themeColor="accent1"/>
           <w:lang w:val="en-US"/>
         </w:rPr>
+        <w:lastRenderedPageBreak/>
         <w:t xml:space="preserve">git branch -d </w:t>
       </w:r>
       <w:proofErr w:type="spellStart"/>
@@ -3138,16 +3332,8 @@
           <w:lang w:val="en-US"/>
         </w:rPr>
         <w:br/>
-        <w:t xml:space="preserve">                       </w:t>
-      </w:r>
-      <w:proofErr w:type="gramStart"/>
-      <w:r>
-        <w:rPr>
-          <w:lang w:val="en-US"/>
-        </w:rPr>
-        <w:t xml:space="preserve">   (</w:t>
-      </w:r>
-      <w:proofErr w:type="gramEnd"/>
+        <w:t xml:space="preserve">                          </w:t>
+      </w:r>
       <w:r>
         <w:rPr>
           <w:lang w:val="en-US"/>
@@ -3199,12 +3385,6 @@
           <w:lang w:val="en-US"/>
         </w:rPr>
         <w:t>’</w:t>
-      </w:r>
-      <w:r>
-        <w:rPr>
-          <w:lang w:val="en-US"/>
-        </w:rPr>
-        <w:t>)</w:t>
       </w:r>
     </w:p>
     <w:p>
@@ -3260,16 +3440,8 @@
         <w:rPr>
           <w:lang w:val="en-US"/>
         </w:rPr>
-        <w:t xml:space="preserve">    </w:t>
-      </w:r>
-      <w:proofErr w:type="gramStart"/>
-      <w:r>
-        <w:rPr>
-          <w:lang w:val="en-US"/>
-        </w:rPr>
-        <w:t xml:space="preserve">   (</w:t>
-      </w:r>
-      <w:proofErr w:type="gramEnd"/>
+        <w:t xml:space="preserve">       </w:t>
+      </w:r>
       <w:r>
         <w:rPr>
           <w:lang w:val="en-US"/>
@@ -3293,12 +3465,6 @@
           <w:lang w:val="en-US"/>
         </w:rPr>
         <w:t>.</w:t>
-      </w:r>
-      <w:r>
-        <w:rPr>
-          <w:lang w:val="en-US"/>
-        </w:rPr>
-        <w:t>)</w:t>
       </w:r>
       <w:r>
         <w:rPr>
@@ -3338,7 +3504,7 @@
           <w:lang w:val="en-US"/>
         </w:rPr>
         <w:tab/>
-        <w:t>(to push all local branches to the remote git-hub repository)</w:t>
+        <w:t>to push all local branches to the remote git-hub repository</w:t>
       </w:r>
       <w:r>
         <w:rPr>
@@ -3366,7 +3532,6 @@
           <w:bCs/>
           <w:lang w:val="en-US"/>
         </w:rPr>
-        <w:lastRenderedPageBreak/>
         <w:t xml:space="preserve">Working with a clone from remote </w:t>
       </w:r>
       <w:proofErr w:type="spellStart"/>
@@ -3443,7 +3608,7 @@
           <w:iCs/>
           <w:lang w:val="en-US"/>
         </w:rPr>
-        <w:t>(taken from ‘Code’ in repo)</w:t>
+        <w:t>taken from ‘Code’ in repo</w:t>
       </w:r>
       <w:r>
         <w:rPr>
@@ -3453,30 +3618,27 @@
           <w:lang w:val="en-US"/>
         </w:rPr>
         <w:br/>
-        <w:t xml:space="preserve">                         </w:t>
+        <w:t xml:space="preserve">                            </w:t>
+      </w:r>
+      <w:r>
+        <w:rPr>
+          <w:lang w:val="en-US"/>
+        </w:rPr>
+        <w:t xml:space="preserve">get you repo to </w:t>
       </w:r>
       <w:proofErr w:type="gramStart"/>
       <w:r>
         <w:rPr>
-          <w:b/>
-          <w:bCs/>
-          <w:color w:val="4472C4" w:themeColor="accent1"/>
-          <w:lang w:val="en-US"/>
-        </w:rPr>
-        <w:t xml:space="preserve">   </w:t>
-      </w:r>
-      <w:r>
-        <w:rPr>
-          <w:lang w:val="en-US"/>
-        </w:rPr>
-        <w:t>(</w:t>
+          <w:lang w:val="en-US"/>
+        </w:rPr>
+        <w:t>other</w:t>
       </w:r>
       <w:proofErr w:type="gramEnd"/>
       <w:r>
         <w:rPr>
           <w:lang w:val="en-US"/>
         </w:rPr>
-        <w:t xml:space="preserve">get you repo to </w:t>
+        <w:t xml:space="preserve"> user or </w:t>
       </w:r>
       <w:proofErr w:type="gramStart"/>
       <w:r>
@@ -3490,20 +3652,6 @@
         <w:rPr>
           <w:lang w:val="en-US"/>
         </w:rPr>
-        <w:t xml:space="preserve"> user or </w:t>
-      </w:r>
-      <w:proofErr w:type="gramStart"/>
-      <w:r>
-        <w:rPr>
-          <w:lang w:val="en-US"/>
-        </w:rPr>
-        <w:t>other</w:t>
-      </w:r>
-      <w:proofErr w:type="gramEnd"/>
-      <w:r>
-        <w:rPr>
-          <w:lang w:val="en-US"/>
-        </w:rPr>
         <w:t xml:space="preserve"> folder of yours</w:t>
       </w:r>
       <w:r>
@@ -3511,12 +3659,6 @@
           <w:lang w:val="en-US"/>
         </w:rPr>
         <w:t>…</w:t>
-      </w:r>
-      <w:r>
-        <w:rPr>
-          <w:lang w:val="en-US"/>
-        </w:rPr>
-        <w:t>)</w:t>
       </w:r>
     </w:p>
     <w:p>
@@ -3543,7 +3685,7 @@
         <w:rPr>
           <w:lang w:val="en-US"/>
         </w:rPr>
-        <w:t xml:space="preserve"> (if during activity, you want to check </w:t>
+        <w:t xml:space="preserve"> if during activity, you want to check </w:t>
       </w:r>
       <w:r>
         <w:rPr>
@@ -3562,12 +3704,6 @@
           <w:lang w:val="en-US"/>
         </w:rPr>
         <w:t>a new change committed since</w:t>
-      </w:r>
-      <w:r>
-        <w:rPr>
-          <w:lang w:val="en-US"/>
-        </w:rPr>
-        <w:t>)</w:t>
       </w:r>
       <w:r>
         <w:rPr>
@@ -3626,7 +3762,7 @@
           <w:iCs/>
           <w:lang w:val="en-US"/>
         </w:rPr>
-        <w:t>Your branch is behind 'origin/main' by 1 commit, and can be fast-forwarded.  (use "git pull" to update your local branch)</w:t>
+        <w:t>Your branch is behind 'origin/main' by 1 commit, and can be fast-forwarded.  use "git pull" to update your local branch</w:t>
       </w:r>
     </w:p>
     <w:p>
@@ -3659,22 +3795,8 @@
         <w:rPr>
           <w:lang w:val="en-US"/>
         </w:rPr>
-        <w:t xml:space="preserve">  </w:t>
-      </w:r>
-      <w:proofErr w:type="gramStart"/>
-      <w:r>
-        <w:rPr>
-          <w:lang w:val="en-US"/>
-        </w:rPr>
-        <w:t xml:space="preserve">   </w:t>
-      </w:r>
-      <w:r>
-        <w:rPr>
-          <w:lang w:val="en-US"/>
-        </w:rPr>
-        <w:t>(</w:t>
-      </w:r>
-      <w:proofErr w:type="gramEnd"/>
+        <w:t xml:space="preserve">     </w:t>
+      </w:r>
       <w:r>
         <w:rPr>
           <w:lang w:val="en-US"/>
@@ -3708,14 +3830,6 @@
           <w:lang w:val="en-US"/>
         </w:rPr>
         <w:t>your main is ‘master’ then master it is</w:t>
-      </w:r>
-      <w:r>
-        <w:rPr>
-          <w:i/>
-          <w:iCs/>
-          <w:lang w:val="en-US"/>
-        </w:rPr>
-        <w:t>)</w:t>
       </w:r>
     </w:p>
     <w:p>
@@ -3757,178 +3871,7 @@
         <w:rPr>
           <w:lang w:val="en-US"/>
         </w:rPr>
-        <w:t>(no need to commit)</w:t>
-      </w:r>
-    </w:p>
-    <w:p>
-      <w:pPr>
-        <w:pStyle w:val="ListParagraph"/>
-        <w:numPr>
-          <w:ilvl w:val="1"/>
-          <w:numId w:val="1"/>
-        </w:numPr>
-        <w:rPr>
-          <w:lang w:val="en-US"/>
-        </w:rPr>
-      </w:pPr>
-      <w:r>
-        <w:rPr>
-          <w:b/>
-          <w:bCs/>
-          <w:color w:val="4472C4" w:themeColor="accent1"/>
-        </w:rPr>
-        <w:t>git stash --include-untracked</w:t>
-      </w:r>
-      <w:r>
-        <w:rPr>
-          <w:lang w:val="en-US"/>
-        </w:rPr>
-        <w:t xml:space="preserve"> (if you pull and </w:t>
-      </w:r>
-      <w:proofErr w:type="gramStart"/>
-      <w:r>
-        <w:rPr>
-          <w:lang w:val="en-US"/>
-        </w:rPr>
-        <w:t>wants</w:t>
-      </w:r>
-      <w:proofErr w:type="gramEnd"/>
-      <w:r>
-        <w:rPr>
-          <w:lang w:val="en-US"/>
-        </w:rPr>
-        <w:t xml:space="preserve"> to ignore local non committed changes</w:t>
-      </w:r>
-      <w:r>
-        <w:rPr>
-          <w:lang w:val="en-US"/>
-        </w:rPr>
-        <w:t xml:space="preserve"> – note you can later find it or discard it</w:t>
-      </w:r>
-      <w:r>
-        <w:rPr>
-          <w:lang w:val="en-US"/>
-        </w:rPr>
-        <w:t>)</w:t>
-      </w:r>
-      <w:r>
-        <w:rPr>
-          <w:lang w:val="en-US"/>
-        </w:rPr>
-        <w:t xml:space="preserve"> – now try </w:t>
-      </w:r>
-      <w:r>
-        <w:rPr>
-          <w:b/>
-          <w:bCs/>
-          <w:u w:val="single"/>
-          <w:lang w:val="en-US"/>
-        </w:rPr>
-        <w:t>git pull</w:t>
-      </w:r>
-      <w:r>
-        <w:rPr>
-          <w:lang w:val="en-US"/>
-        </w:rPr>
-        <w:t xml:space="preserve"> again…</w:t>
-      </w:r>
-    </w:p>
-    <w:p>
-      <w:pPr>
-        <w:pStyle w:val="ListParagraph"/>
-        <w:numPr>
-          <w:ilvl w:val="1"/>
-          <w:numId w:val="1"/>
-        </w:numPr>
-        <w:rPr>
-          <w:lang w:val="en-US"/>
-        </w:rPr>
-      </w:pPr>
-      <w:r>
-        <w:rPr>
-          <w:b/>
-          <w:bCs/>
-          <w:color w:val="4472C4" w:themeColor="accent1"/>
-        </w:rPr>
-        <w:t>git reset --</w:t>
-      </w:r>
-      <w:proofErr w:type="gramStart"/>
-      <w:r>
-        <w:rPr>
-          <w:b/>
-          <w:bCs/>
-          <w:color w:val="4472C4" w:themeColor="accent1"/>
-        </w:rPr>
-        <w:t xml:space="preserve">hard </w:t>
-      </w:r>
-      <w:r>
-        <w:rPr>
-          <w:lang w:val="en-US"/>
-        </w:rPr>
-        <w:t xml:space="preserve"> (</w:t>
-      </w:r>
-      <w:proofErr w:type="gramEnd"/>
-      <w:r>
-        <w:rPr>
-          <w:lang w:val="en-US"/>
-        </w:rPr>
-        <w:t>discarding local changes - such as stashed)</w:t>
-      </w:r>
-    </w:p>
-    <w:p>
-      <w:pPr>
-        <w:pStyle w:val="ListParagraph"/>
-        <w:numPr>
-          <w:ilvl w:val="1"/>
-          <w:numId w:val="1"/>
-        </w:numPr>
-        <w:rPr>
-          <w:lang w:val="en-US"/>
-        </w:rPr>
-      </w:pPr>
-      <w:r>
-        <w:rPr>
-          <w:b/>
-          <w:bCs/>
-          <w:color w:val="4472C4" w:themeColor="accent1"/>
-        </w:rPr>
-        <w:t>git clean -</w:t>
-      </w:r>
-      <w:proofErr w:type="spellStart"/>
-      <w:r>
-        <w:rPr>
-          <w:b/>
-          <w:bCs/>
-          <w:color w:val="4472C4" w:themeColor="accent1"/>
-        </w:rPr>
-        <w:t>fd</w:t>
-      </w:r>
-      <w:proofErr w:type="spellEnd"/>
-      <w:r>
-        <w:rPr>
-          <w:b/>
-          <w:bCs/>
-          <w:color w:val="4472C4" w:themeColor="accent1"/>
-        </w:rPr>
-        <w:t xml:space="preserve"> </w:t>
-      </w:r>
-      <w:r>
-        <w:rPr>
-          <w:lang w:val="en-US"/>
-        </w:rPr>
-        <w:t>(rarely for cases you also want to clean the untracked/ new files.  Irreversible</w:t>
-      </w:r>
-      <w:r>
-        <w:rPr>
-          <w:lang w:val="en-US"/>
-        </w:rPr>
-        <w:t>!</w:t>
-      </w:r>
-      <w:r>
-        <w:rPr>
-          <w:lang w:val="en-US"/>
-        </w:rPr>
-        <w:t>)</w:t>
+        <w:t>no need to commit</w:t>
       </w:r>
       <w:r>
         <w:rPr>
@@ -3956,7 +3899,7 @@
           <w:bCs/>
           <w:lang w:val="en-US"/>
         </w:rPr>
-        <w:t>To delete a cached file that is not ignored although listed (since already in repos</w:t>
+        <w:t>To delete a cached file that is not ignored although listed since already in repos</w:t>
       </w:r>
       <w:r>
         <w:rPr>
@@ -3972,7 +3915,7 @@
           <w:bCs/>
           <w:lang w:val="en-US"/>
         </w:rPr>
-        <w:t>tory):</w:t>
+        <w:t>tory:</w:t>
       </w:r>
     </w:p>
     <w:p>
@@ -4038,7 +3981,7 @@
           <w:highlight w:val="yellow"/>
           <w:lang w:val="en-US"/>
         </w:rPr>
-        <w:t>(important if you accidently added unwanted files!)</w:t>
+        <w:t>important if you accidently added unwanted files!</w:t>
       </w:r>
     </w:p>
     <w:p>
@@ -4074,7 +4017,7 @@
         <w:rPr>
           <w:lang w:val="en-US"/>
         </w:rPr>
-        <w:t xml:space="preserve">   (you get something similar like the below output)</w:t>
+        <w:t xml:space="preserve">   you get something similar like the below output</w:t>
       </w:r>
       <w:r>
         <w:rPr>
@@ -4172,7 +4115,7 @@
           <w:bCs/>
           <w:lang w:val="en-US"/>
         </w:rPr>
-        <w:t xml:space="preserve"> (revert)</w:t>
+        <w:t xml:space="preserve"> revert</w:t>
       </w:r>
       <w:r>
         <w:rPr>
@@ -4222,17 +4165,7 @@
           <w:color w:val="4472C4" w:themeColor="accent1"/>
           <w:lang w:val="en-US"/>
         </w:rPr>
-        <w:t>merge</w:t>
-      </w:r>
-      <w:proofErr w:type="gramStart"/>
-      <w:r>
-        <w:rPr>
-          <w:b/>
-          <w:bCs/>
-          <w:color w:val="4472C4" w:themeColor="accent1"/>
-          <w:lang w:val="en-US"/>
-        </w:rPr>
-        <w:t xml:space="preserve">  </w:t>
+        <w:t xml:space="preserve">merge  </w:t>
       </w:r>
       <w:r>
         <w:rPr>
@@ -4247,13 +4180,6 @@
         <w:rPr>
           <w:lang w:val="en-US"/>
         </w:rPr>
-        <w:t>(</w:t>
-      </w:r>
-      <w:proofErr w:type="gramEnd"/>
-      <w:r>
-        <w:rPr>
-          <w:lang w:val="en-US"/>
-        </w:rPr>
         <w:t xml:space="preserve">if </w:t>
       </w:r>
       <w:r>
@@ -4272,7 +4198,7 @@
         <w:rPr>
           <w:lang w:val="en-US"/>
         </w:rPr>
-        <w:t xml:space="preserve"> changes and commit resolution)</w:t>
+        <w:t xml:space="preserve"> changes and commit resolution</w:t>
       </w:r>
       <w:r>
         <w:rPr>
@@ -4349,14 +4275,14 @@
         <w:rPr>
           <w:lang w:val="en-US"/>
         </w:rPr>
-        <w:t>(</w:t>
+        <w:t>force</w:t>
       </w:r>
       <w:proofErr w:type="gramEnd"/>
       <w:r>
         <w:rPr>
           <w:lang w:val="en-US"/>
         </w:rPr>
-        <w:t>force action to discard all changes since last commit)</w:t>
+        <w:t xml:space="preserve"> action to discard all changes since last commit</w:t>
       </w:r>
       <w:r>
         <w:rPr>
@@ -4403,7 +4329,7 @@
         <w:rPr>
           <w:lang w:val="en-US"/>
         </w:rPr>
-        <w:t>(to move to my main branch before killing the unwanted branch)</w:t>
+        <w:t>to move to my main branch before killing the unwanted branch</w:t>
       </w:r>
       <w:r>
         <w:rPr>
@@ -4434,7 +4360,6 @@
         </w:rPr>
         <w:t>git clean -n</w:t>
       </w:r>
-      <w:proofErr w:type="gramStart"/>
       <w:r>
         <w:rPr>
           <w:b/>
@@ -4457,13 +4382,6 @@
         <w:rPr>
           <w:lang w:val="en-US"/>
         </w:rPr>
-        <w:t>(</w:t>
-      </w:r>
-      <w:proofErr w:type="gramEnd"/>
-      <w:r>
-        <w:rPr>
-          <w:lang w:val="en-US"/>
-        </w:rPr>
         <w:t xml:space="preserve">safe step: If still have untracked files, this </w:t>
       </w:r>
       <w:proofErr w:type="spellStart"/>
@@ -4478,7 +4396,7 @@
         <w:rPr>
           <w:lang w:val="en-US"/>
         </w:rPr>
-        <w:t xml:space="preserve"> will clean it – vs.)</w:t>
+        <w:t xml:space="preserve"> will clean it – vs.</w:t>
       </w:r>
     </w:p>
     <w:p>
@@ -4502,25 +4420,8 @@
           <w:color w:val="4472C4" w:themeColor="accent1"/>
           <w:lang w:val="en-US"/>
         </w:rPr>
-        <w:t>git clean -f</w:t>
-      </w:r>
-      <w:proofErr w:type="gramStart"/>
-      <w:r>
-        <w:rPr>
-          <w:b/>
-          <w:bCs/>
-          <w:color w:val="4472C4" w:themeColor="accent1"/>
-          <w:lang w:val="en-US"/>
-        </w:rPr>
-        <w:t xml:space="preserve">   </w:t>
-      </w:r>
-      <w:r>
-        <w:rPr>
-          <w:lang w:val="en-US"/>
-        </w:rPr>
-        <w:t>(</w:t>
-      </w:r>
-      <w:proofErr w:type="gramEnd"/>
+        <w:t xml:space="preserve">git clean -f   </w:t>
+      </w:r>
       <w:r>
         <w:rPr>
           <w:lang w:val="en-US"/>
@@ -4539,7 +4440,7 @@
         <w:rPr>
           <w:lang w:val="en-US"/>
         </w:rPr>
-        <w:t xml:space="preserve"> will clean it).</w:t>
+        <w:t xml:space="preserve"> will clean it.</w:t>
       </w:r>
     </w:p>
     <w:p>
@@ -4569,7 +4470,7 @@
         <w:rPr>
           <w:lang w:val="en-US"/>
         </w:rPr>
-        <w:t>(if changes are merged)</w:t>
+        <w:t>if changes are merged</w:t>
       </w:r>
       <w:r>
         <w:rPr>
@@ -4599,7 +4500,7 @@
         <w:rPr>
           <w:lang w:val="en-US"/>
         </w:rPr>
-        <w:t>(if changes are not merged and I don’t really care)</w:t>
+        <w:t>if changes are not merged and I don’t really care</w:t>
       </w:r>
       <w:r>
         <w:rPr>
@@ -4645,14 +4546,14 @@
         <w:rPr>
           <w:lang w:val="en-US"/>
         </w:rPr>
-        <w:t>(</w:t>
+        <w:t>to</w:t>
       </w:r>
       <w:proofErr w:type="gramEnd"/>
       <w:r>
         <w:rPr>
           <w:lang w:val="en-US"/>
         </w:rPr>
-        <w:t>to delete the undesired branch from the remote/</w:t>
+        <w:t xml:space="preserve"> delete the undesired branch from the remote/</w:t>
       </w:r>
       <w:proofErr w:type="spellStart"/>
       <w:r>
@@ -4666,7 +4567,7 @@
         <w:rPr>
           <w:lang w:val="en-US"/>
         </w:rPr>
-        <w:t xml:space="preserve"> repository)</w:t>
+        <w:t xml:space="preserve"> repository</w:t>
       </w:r>
       <w:r>
         <w:rPr>
@@ -4709,7 +4610,7 @@
         <w:rPr>
           <w:lang w:val="en-US"/>
         </w:rPr>
-        <w:t>(recommended after deleting the remote branch to avoid references to remote branch that is no longer exist)</w:t>
+        <w:t>recommended after deleting the remote branch to avoid references to remote branch that is no longer exist</w:t>
       </w:r>
       <w:r>
         <w:rPr>
@@ -4861,14 +4762,14 @@
         <w:rPr>
           <w:lang w:val="en-US"/>
         </w:rPr>
-        <w:t xml:space="preserve">  (</w:t>
+        <w:t xml:space="preserve">  example</w:t>
       </w:r>
       <w:proofErr w:type="gramEnd"/>
       <w:r>
         <w:rPr>
           <w:lang w:val="en-US"/>
         </w:rPr>
-        <w:t xml:space="preserve">example for </w:t>
+        <w:t xml:space="preserve"> for </w:t>
       </w:r>
       <w:r>
         <w:rPr>
@@ -4890,12 +4791,6 @@
           <w:lang w:val="en-US"/>
         </w:rPr>
         <w:t>git last</w:t>
-      </w:r>
-      <w:r>
-        <w:rPr>
-          <w:lang w:val="en-US"/>
-        </w:rPr>
-        <w:t>)</w:t>
       </w:r>
       <w:r>
         <w:rPr>
@@ -4984,7 +4879,7 @@
         <w:rPr>
           <w:lang w:val="en-US"/>
         </w:rPr>
-        <w:t>(Another way to edit/add aliases)</w:t>
+        <w:t>Another way to edit/add aliases</w:t>
       </w:r>
     </w:p>
     <w:p>
@@ -5031,7 +4926,7 @@
         <w:rPr>
           <w:lang w:val="en-US"/>
         </w:rPr>
-        <w:t xml:space="preserve"> (for inspecting a specific alias, </w:t>
+        <w:t xml:space="preserve"> for inspecting a specific alias, </w:t>
       </w:r>
       <w:proofErr w:type="spellStart"/>
       <w:r>
@@ -5045,7 +4940,7 @@
         <w:rPr>
           <w:lang w:val="en-US"/>
         </w:rPr>
-        <w:t xml:space="preserve"> exists and what aimed to do?)</w:t>
+        <w:t xml:space="preserve"> exists and what aimed to do?</w:t>
       </w:r>
     </w:p>
     <w:p>
@@ -5092,7 +4987,7 @@
         <w:rPr>
           <w:lang w:val="en-US"/>
         </w:rPr>
-        <w:t xml:space="preserve"> (listing your user defined aliases – entire list)</w:t>
+        <w:t xml:space="preserve"> listing your user defined aliases – entire list</w:t>
       </w:r>
     </w:p>
     <w:p>
@@ -5216,7 +5111,7 @@
         <w:rPr>
           <w:lang w:val="en-US"/>
         </w:rPr>
-        <w:t xml:space="preserve"> (</w:t>
+        <w:t xml:space="preserve"> </w:t>
       </w:r>
       <w:r>
         <w:rPr>
@@ -5236,7 +5131,7 @@
         <w:rPr>
           <w:lang w:val="en-US"/>
         </w:rPr>
-        <w:t xml:space="preserve"> / cloned and some maybe altered directories).</w:t>
+        <w:t xml:space="preserve"> / cloned and some maybe altered directories.</w:t>
       </w:r>
       <w:r>
         <w:rPr>
@@ -5397,7 +5292,7 @@
           <w:lang w:val="en-US"/>
         </w:rPr>
         <w:br/>
-        <w:t xml:space="preserve">(clone the current project </w:t>
+        <w:t xml:space="preserve">clone the current project </w:t>
       </w:r>
       <w:proofErr w:type="gramStart"/>
       <w:r>
@@ -5434,7 +5329,7 @@
         <w:rPr>
           <w:lang w:val="en-US"/>
         </w:rPr>
-        <w:t xml:space="preserve"> folder – under current path ‘.’ and get there with only the committed code! – main branch!)</w:t>
+        <w:t xml:space="preserve"> folder – under current path ‘.’ and get there with only the committed code! – main branch!</w:t>
       </w:r>
     </w:p>
     <w:p>
@@ -5506,7 +5401,7 @@
           <w:iCs/>
           <w:lang w:val="en-US"/>
         </w:rPr>
-        <w:t xml:space="preserve"> (can’t check-out again)</w:t>
+        <w:t xml:space="preserve"> can’t check-out again</w:t>
       </w:r>
     </w:p>
     <w:p>
@@ -5576,7 +5471,7 @@
         <w:rPr>
           <w:lang w:val="en-US"/>
         </w:rPr>
-        <w:t xml:space="preserve">(remove the </w:t>
+        <w:t xml:space="preserve">remove the </w:t>
       </w:r>
       <w:proofErr w:type="spellStart"/>
       <w:r>
@@ -5606,12 +5501,6 @@
         </w:rPr>
         <w:t>to be followed by folder deletion</w:t>
       </w:r>
-      <w:r>
-        <w:rPr>
-          <w:lang w:val="en-US"/>
-        </w:rPr>
-        <w:t>)</w:t>
-      </w:r>
     </w:p>
     <w:p>
       <w:pPr>
@@ -5652,29 +5541,21 @@
       </w:pPr>
       <w:r>
         <w:rPr>
+          <w:b/>
+          <w:bCs/>
           <w:i/>
           <w:iCs/>
           <w:lang w:val="en-US"/>
         </w:rPr>
-        <w:t>(</w:t>
-      </w:r>
-      <w:r>
-        <w:rPr>
-          <w:b/>
-          <w:bCs/>
+        <w:t>lovely tips from</w:t>
+      </w:r>
+      <w:r>
+        <w:rPr>
           <w:i/>
           <w:iCs/>
           <w:lang w:val="en-US"/>
         </w:rPr>
-        <w:t>lovely tips from</w:t>
-      </w:r>
-      <w:r>
-        <w:rPr>
-          <w:i/>
-          <w:iCs/>
-          <w:lang w:val="en-US"/>
-        </w:rPr>
-        <w:t>: https://www.youtube.com/watch?v=aolI_Rz0ZqY&amp;t=437s)</w:t>
+        <w:t>: https://www.youtube.com/watch?v=aolI_Rz0ZqY&amp;t=437s</w:t>
       </w:r>
     </w:p>
     <w:p>
@@ -5730,7 +5611,7 @@
         <w:rPr>
           <w:lang w:val="en-US"/>
         </w:rPr>
-        <w:t xml:space="preserve"> (</w:t>
+        <w:t xml:space="preserve"> </w:t>
       </w:r>
       <w:r>
         <w:rPr>
@@ -5748,7 +5629,7 @@
         <w:rPr>
           <w:lang w:val="en-US"/>
         </w:rPr>
-        <w:t xml:space="preserve"> lines).</w:t>
+        <w:t xml:space="preserve"> lines.</w:t>
       </w:r>
     </w:p>
     <w:p>
@@ -5822,7 +5703,7 @@
         <w:rPr>
           <w:lang w:val="en-US"/>
         </w:rPr>
-        <w:t xml:space="preserve"> (</w:t>
+        <w:t xml:space="preserve"> </w:t>
       </w:r>
       <w:r>
         <w:rPr>
@@ -5905,7 +5786,7 @@
         <w:rPr>
           <w:lang w:val="en-US"/>
         </w:rPr>
-        <w:t>).</w:t>
+        <w:t>.</w:t>
       </w:r>
     </w:p>
     <w:p>
@@ -5941,7 +5822,7 @@
         <w:rPr>
           <w:lang w:val="en-US"/>
         </w:rPr>
-        <w:t xml:space="preserve"> (each line has the developer who wrote it and the one to blame as needed – for muti-users project</w:t>
+        <w:t xml:space="preserve"> each line has the developer who wrote it and the one to blame as needed – for muti-users project</w:t>
       </w:r>
       <w:r>
         <w:rPr>
@@ -5953,19 +5834,7 @@
         <w:rPr>
           <w:lang w:val="en-US"/>
         </w:rPr>
-        <w:t>functionality</w:t>
-      </w:r>
-      <w:r>
-        <w:rPr>
-          <w:lang w:val="en-US"/>
-        </w:rPr>
-        <w:t>)</w:t>
-      </w:r>
-      <w:r>
-        <w:rPr>
-          <w:lang w:val="en-US"/>
-        </w:rPr>
-        <w:t>.</w:t>
+        <w:t>functionality.</w:t>
       </w:r>
     </w:p>
     <w:p>
@@ -6014,7 +5883,7 @@
         <w:rPr>
           <w:lang w:val="en-US"/>
         </w:rPr>
-        <w:t xml:space="preserve"> (if you rebase and resolve conflicts, it learns how you resolve and do same in future conflict)</w:t>
+        <w:t xml:space="preserve"> if you rebase and resolve conflicts, it learns how you resolve and do same in future conflict</w:t>
       </w:r>
     </w:p>
     <w:p>
@@ -6050,7 +5919,7 @@
         <w:rPr>
           <w:lang w:val="en-US"/>
         </w:rPr>
-        <w:t xml:space="preserve"> (adds periodically crone job with maintenance task on my repository. All will run faster going forward)</w:t>
+        <w:t xml:space="preserve"> adds periodically crone job with maintenance task on my repository. All will run faster going forward</w:t>
       </w:r>
       <w:r>
         <w:rPr>
@@ -6103,7 +5972,7 @@
         <w:rPr>
           <w:lang w:val="en-US"/>
         </w:rPr>
-        <w:t>(comparing last commit with the previous commit; you can also get the hash from ‘git log’ and compare using the hash numbers)</w:t>
+        <w:t>comparing last commit with the previous commit; you can also get the hash from ‘git log’ and compare using the hash numbers</w:t>
       </w:r>
       <w:r>
         <w:rPr>
@@ -6143,7 +6012,7 @@
         <w:rPr>
           <w:lang w:val="en-US"/>
         </w:rPr>
-        <w:t xml:space="preserve"> (&amp; the full list at the end of the video)</w:t>
+        <w:t xml:space="preserve"> &amp; the full list at the end of the video</w:t>
       </w:r>
       <w:r>
         <w:rPr>
@@ -6220,7 +6089,7 @@
           <w:iCs/>
           <w:lang w:val="en-US"/>
         </w:rPr>
-        <w:t>append to existing commit (saw it on a YT vid earlier)</w:t>
+        <w:t>append to existing commit saw it on a YT vid earlier</w:t>
       </w:r>
     </w:p>
     <w:p>
@@ -6243,7 +6112,7 @@
         <w:rPr>
           <w:lang w:val="en-US"/>
         </w:rPr>
-        <w:t>Shared Repository (basics)</w:t>
+        <w:t>Shared Repository basics</w:t>
       </w:r>
     </w:p>
     <w:tbl>
@@ -6309,7 +6178,7 @@
                 <w:lang w:eastAsia="en-IL"/>
                 <w14:ligatures w14:val="none"/>
               </w:rPr>
-              <w:t xml:space="preserve"> (flow)</w:t>
+              <w:t xml:space="preserve"> flow</w:t>
             </w:r>
           </w:p>
         </w:tc>
@@ -6529,7 +6398,6 @@
               <w:bottom w:val="single" w:sz="4" w:space="0" w:color="8EA9DB"/>
               <w:right w:val="nil"/>
             </w:tcBorders>
-            <w:shd w:val="clear" w:color="auto" w:fill="auto"/>
             <w:noWrap/>
             <w:vAlign w:val="bottom"/>
             <w:hideMark/>
@@ -6566,7 +6434,6 @@
               <w:bottom w:val="single" w:sz="4" w:space="0" w:color="8EA9DB"/>
               <w:right w:val="nil"/>
             </w:tcBorders>
-            <w:shd w:val="clear" w:color="auto" w:fill="auto"/>
             <w:noWrap/>
             <w:vAlign w:val="bottom"/>
             <w:hideMark/>
@@ -6607,7 +6474,6 @@
               <w:bottom w:val="single" w:sz="4" w:space="0" w:color="8EA9DB"/>
               <w:right w:val="single" w:sz="4" w:space="0" w:color="8EA9DB"/>
             </w:tcBorders>
-            <w:shd w:val="clear" w:color="auto" w:fill="auto"/>
             <w:noWrap/>
             <w:vAlign w:val="bottom"/>
             <w:hideMark/>
@@ -6673,7 +6539,7 @@
                 <w:lang w:eastAsia="en-IL"/>
                 <w14:ligatures w14:val="none"/>
               </w:rPr>
-              <w:t>Pull from remote (Alternative)</w:t>
+              <w:t>Pull from remote Alternative</w:t>
             </w:r>
           </w:p>
         </w:tc>
@@ -6801,7 +6667,6 @@
               <w:bottom w:val="single" w:sz="4" w:space="0" w:color="8EA9DB"/>
               <w:right w:val="nil"/>
             </w:tcBorders>
-            <w:shd w:val="clear" w:color="auto" w:fill="auto"/>
             <w:noWrap/>
             <w:vAlign w:val="bottom"/>
             <w:hideMark/>
@@ -6838,7 +6703,6 @@
               <w:bottom w:val="single" w:sz="4" w:space="0" w:color="8EA9DB"/>
               <w:right w:val="nil"/>
             </w:tcBorders>
-            <w:shd w:val="clear" w:color="auto" w:fill="auto"/>
             <w:noWrap/>
             <w:vAlign w:val="bottom"/>
             <w:hideMark/>
@@ -6879,7 +6743,6 @@
               <w:bottom w:val="single" w:sz="4" w:space="0" w:color="8EA9DB"/>
               <w:right w:val="single" w:sz="4" w:space="0" w:color="8EA9DB"/>
             </w:tcBorders>
-            <w:shd w:val="clear" w:color="auto" w:fill="auto"/>
             <w:noWrap/>
             <w:vAlign w:val="bottom"/>
             <w:hideMark/>
@@ -7051,7 +6914,6 @@
               <w:bottom w:val="single" w:sz="4" w:space="0" w:color="8EA9DB"/>
               <w:right w:val="nil"/>
             </w:tcBorders>
-            <w:shd w:val="clear" w:color="auto" w:fill="auto"/>
             <w:noWrap/>
             <w:vAlign w:val="bottom"/>
             <w:hideMark/>
@@ -7088,7 +6950,6 @@
               <w:bottom w:val="single" w:sz="4" w:space="0" w:color="8EA9DB"/>
               <w:right w:val="nil"/>
             </w:tcBorders>
-            <w:shd w:val="clear" w:color="auto" w:fill="auto"/>
             <w:noWrap/>
             <w:vAlign w:val="bottom"/>
             <w:hideMark/>
@@ -7116,7 +6977,7 @@
                 <w:lang w:eastAsia="en-IL"/>
                 <w14:ligatures w14:val="none"/>
               </w:rPr>
-              <w:t>(manual)</w:t>
+              <w:t>manual</w:t>
             </w:r>
           </w:p>
         </w:tc>
@@ -7129,7 +6990,6 @@
               <w:bottom w:val="single" w:sz="4" w:space="0" w:color="8EA9DB"/>
               <w:right w:val="single" w:sz="4" w:space="0" w:color="8EA9DB"/>
             </w:tcBorders>
-            <w:shd w:val="clear" w:color="auto" w:fill="auto"/>
             <w:noWrap/>
             <w:vAlign w:val="bottom"/>
             <w:hideMark/>
@@ -7291,7 +7151,6 @@
               <w:bottom w:val="single" w:sz="4" w:space="0" w:color="8EA9DB"/>
               <w:right w:val="nil"/>
             </w:tcBorders>
-            <w:shd w:val="clear" w:color="auto" w:fill="auto"/>
             <w:noWrap/>
             <w:vAlign w:val="bottom"/>
             <w:hideMark/>
@@ -7328,7 +7187,6 @@
               <w:bottom w:val="single" w:sz="4" w:space="0" w:color="8EA9DB"/>
               <w:right w:val="nil"/>
             </w:tcBorders>
-            <w:shd w:val="clear" w:color="auto" w:fill="auto"/>
             <w:noWrap/>
             <w:vAlign w:val="bottom"/>
             <w:hideMark/>
@@ -7369,7 +7227,6 @@
               <w:bottom w:val="single" w:sz="4" w:space="0" w:color="8EA9DB"/>
               <w:right w:val="single" w:sz="4" w:space="0" w:color="8EA9DB"/>
             </w:tcBorders>
-            <w:shd w:val="clear" w:color="auto" w:fill="auto"/>
             <w:noWrap/>
             <w:vAlign w:val="bottom"/>
             <w:hideMark/>
